--- a/fra/docx/01.content.docx
+++ b/fra/docx/01.content.docx
@@ -19,7 +19,7 @@
         <w:rPr>
           <w:lang w:val="fr_FR" w:bidi="fr_FR"/>
         </w:rPr>
-        <w:t>Resource: Notes d'étude - Introductions aux livres (Tyndale)</w:t>
+        <w:t>Resource: Tyndale Open Study Notes</w:t>
       </w:r>
       <w:r>
         <w:rPr>
@@ -112,7 +112,7 @@
         <w:rPr>
           <w:lang w:val="fr_FR" w:bidi="fr_FR"/>
         </w:rPr>
-        <w:t>Notes d'étude - Introductions aux livres (Tyndale)</w:t>
+        <w:t>Tyndale Open Study Notes</w:t>
       </w:r>
     </w:p>
     <w:p>

--- a/fra/docx/01.content.docx
+++ b/fra/docx/01.content.docx
@@ -19,7 +19,7 @@
         <w:rPr>
           <w:lang w:val="fr_FR" w:bidi="fr_FR"/>
         </w:rPr>
-        <w:t>Resource: Tyndale Open Study Notes</w:t>
+        <w:t>Resource: Aquifer Open Study Notes (Book Intros)</w:t>
       </w:r>
       <w:r>
         <w:rPr>
@@ -112,7 +112,7 @@
         <w:rPr>
           <w:lang w:val="fr_FR" w:bidi="fr_FR"/>
         </w:rPr>
-        <w:t>Tyndale Open Study Notes</w:t>
+        <w:t>Aquifer Open Study Notes (Book Intros)</w:t>
       </w:r>
     </w:p>
     <w:p>

--- a/fra/docx/01.content.docx
+++ b/fra/docx/01.content.docx
@@ -272,18 +272,12 @@
         </w:rPr>
         <w:t xml:space="preserve">Pendant leur servitude en Égypte, les Israélites avaient adopté de nombreuses notions et coutumes païennes de leurs maîtres égyptiens (voir </w:t>
       </w:r>
-      <w:hyperlink r:id="rId13">
-        <w:r>
-          <w:rPr>
-            <w:lang w:val="fr_FR" w:bidi="fr_FR"/>
-          </w:rPr>
-          <w:rPr>
-            <w:color w:val="0000EE"/>
-            <w:u w:val="single"/>
-          </w:rPr>
-          <w:t>Ex 32.1–4</w:t>
-        </w:r>
-      </w:hyperlink>
+      <w:r>
+        <w:rPr>
+          <w:lang w:val="fr_FR" w:bidi="fr_FR"/>
+        </w:rPr>
+        <w:t>Ex 32.1–4</w:t>
+      </w:r>
       <w:r>
         <w:rPr>
           <w:lang w:val="fr_FR" w:bidi="fr_FR"/>
@@ -370,36 +364,24 @@
         </w:rPr>
         <w:t>La première section (</w:t>
       </w:r>
-      <w:hyperlink r:id="rId14">
-        <w:r>
-          <w:rPr>
-            <w:lang w:val="fr_FR" w:bidi="fr_FR"/>
-          </w:rPr>
-          <w:rPr>
-            <w:color w:val="0000EE"/>
-            <w:u w:val="single"/>
-          </w:rPr>
-          <w:t>1.1–2.3</w:t>
-        </w:r>
-      </w:hyperlink>
+      <w:r>
+        <w:rPr>
+          <w:lang w:val="fr_FR" w:bidi="fr_FR"/>
+        </w:rPr>
+        <w:t>1.1–2.3</w:t>
+      </w:r>
       <w:r>
         <w:rPr>
           <w:lang w:val="fr_FR" w:bidi="fr_FR"/>
         </w:rPr>
         <w:t>) n'a pas de titre toledoth ; c'est le récit de la création « au commencement » (</w:t>
       </w:r>
-      <w:hyperlink r:id="rId15">
-        <w:r>
-          <w:rPr>
-            <w:lang w:val="fr_FR" w:bidi="fr_FR"/>
-          </w:rPr>
-          <w:rPr>
-            <w:color w:val="0000EE"/>
-            <w:u w:val="single"/>
-          </w:rPr>
-          <w:t>1.1</w:t>
-        </w:r>
-      </w:hyperlink>
+      <w:r>
+        <w:rPr>
+          <w:lang w:val="fr_FR" w:bidi="fr_FR"/>
+        </w:rPr>
+        <w:t>1.1</w:t>
+      </w:r>
       <w:r>
         <w:rPr>
           <w:lang w:val="fr_FR" w:bidi="fr_FR"/>
@@ -420,90 +402,60 @@
         </w:rPr>
         <w:t>La section suivante (</w:t>
       </w:r>
-      <w:hyperlink r:id="rId16">
-        <w:r>
-          <w:rPr>
-            <w:lang w:val="fr_FR" w:bidi="fr_FR"/>
-          </w:rPr>
-          <w:rPr>
-            <w:color w:val="0000EE"/>
-            <w:u w:val="single"/>
-          </w:rPr>
-          <w:t>2.4–4.26</w:t>
-        </w:r>
-      </w:hyperlink>
+      <w:r>
+        <w:rPr>
+          <w:lang w:val="fr_FR" w:bidi="fr_FR"/>
+        </w:rPr>
+        <w:t>2.4–4.26</w:t>
+      </w:r>
       <w:r>
         <w:rPr>
           <w:lang w:val="fr_FR" w:bidi="fr_FR"/>
         </w:rPr>
         <w:t>) porte sur la création de la vie humaine (</w:t>
       </w:r>
-      <w:hyperlink r:id="rId17">
-        <w:r>
-          <w:rPr>
-            <w:lang w:val="fr_FR" w:bidi="fr_FR"/>
-          </w:rPr>
-          <w:rPr>
-            <w:color w:val="0000EE"/>
-            <w:u w:val="single"/>
-          </w:rPr>
-          <w:t>2.4–25</w:t>
-        </w:r>
-      </w:hyperlink>
+      <w:r>
+        <w:rPr>
+          <w:lang w:val="fr_FR" w:bidi="fr_FR"/>
+        </w:rPr>
+        <w:t>2.4–25</w:t>
+      </w:r>
       <w:r>
         <w:rPr>
           <w:lang w:val="fr_FR" w:bidi="fr_FR"/>
         </w:rPr>
         <w:t>) et retrace ce qu'il est advenu de la création de Dieu à cause du péché d'Adam et d'Ève (</w:t>
       </w:r>
-      <w:hyperlink r:id="rId18">
-        <w:r>
-          <w:rPr>
-            <w:lang w:val="fr_FR" w:bidi="fr_FR"/>
-          </w:rPr>
-          <w:rPr>
-            <w:color w:val="0000EE"/>
-            <w:u w:val="single"/>
-          </w:rPr>
-          <w:t>3.1–13</w:t>
-        </w:r>
-      </w:hyperlink>
+      <w:r>
+        <w:rPr>
+          <w:lang w:val="fr_FR" w:bidi="fr_FR"/>
+        </w:rPr>
+        <w:t>3.1–13</w:t>
+      </w:r>
       <w:r>
         <w:rPr>
           <w:lang w:val="fr_FR" w:bidi="fr_FR"/>
         </w:rPr>
         <w:t>), de la malédiction sur leur péché (</w:t>
       </w:r>
-      <w:hyperlink r:id="rId19">
-        <w:r>
-          <w:rPr>
-            <w:lang w:val="fr_FR" w:bidi="fr_FR"/>
-          </w:rPr>
-          <w:rPr>
-            <w:color w:val="0000EE"/>
-            <w:u w:val="single"/>
-          </w:rPr>
-          <w:t>3.14–24</w:t>
-        </w:r>
-      </w:hyperlink>
+      <w:r>
+        <w:rPr>
+          <w:lang w:val="fr_FR" w:bidi="fr_FR"/>
+        </w:rPr>
+        <w:t>3.14–24</w:t>
+      </w:r>
       <w:r>
         <w:rPr>
           <w:lang w:val="fr_FR" w:bidi="fr_FR"/>
         </w:rPr>
         <w:t>) et de l'extension de ce péché à leurs descendants (</w:t>
       </w:r>
-      <w:hyperlink r:id="rId20">
-        <w:r>
-          <w:rPr>
-            <w:lang w:val="fr_FR" w:bidi="fr_FR"/>
-          </w:rPr>
-          <w:rPr>
-            <w:color w:val="0000EE"/>
-            <w:u w:val="single"/>
-          </w:rPr>
-          <w:t>4.1–24</w:t>
-        </w:r>
-      </w:hyperlink>
+      <w:r>
+        <w:rPr>
+          <w:lang w:val="fr_FR" w:bidi="fr_FR"/>
+        </w:rPr>
+        <w:t>4.1–24</w:t>
+      </w:r>
       <w:r>
         <w:rPr>
           <w:lang w:val="fr_FR" w:bidi="fr_FR"/>
@@ -524,108 +476,72 @@
         </w:rPr>
         <w:t>L'indépendance vis-à-vis de Dieu entraîne la décadence humaine (</w:t>
       </w:r>
-      <w:hyperlink r:id="rId21">
-        <w:r>
-          <w:rPr>
-            <w:lang w:val="fr_FR" w:bidi="fr_FR"/>
-          </w:rPr>
-          <w:rPr>
-            <w:color w:val="0000EE"/>
-            <w:u w:val="single"/>
-          </w:rPr>
-          <w:t>5.1–6.8</w:t>
-        </w:r>
-      </w:hyperlink>
+      <w:r>
+        <w:rPr>
+          <w:lang w:val="fr_FR" w:bidi="fr_FR"/>
+        </w:rPr>
+        <w:t>5.1–6.8</w:t>
+      </w:r>
       <w:r>
         <w:rPr>
           <w:lang w:val="fr_FR" w:bidi="fr_FR"/>
         </w:rPr>
         <w:t xml:space="preserve">). La généalogie de </w:t>
       </w:r>
-      <w:hyperlink r:id="rId22">
-        <w:r>
-          <w:rPr>
-            <w:lang w:val="fr_FR" w:bidi="fr_FR"/>
-          </w:rPr>
-          <w:rPr>
-            <w:color w:val="0000EE"/>
-            <w:u w:val="single"/>
-          </w:rPr>
-          <w:t>5.1–32</w:t>
-        </w:r>
-      </w:hyperlink>
+      <w:r>
+        <w:rPr>
+          <w:lang w:val="fr_FR" w:bidi="fr_FR"/>
+        </w:rPr>
+        <w:t>5.1–32</w:t>
+      </w:r>
       <w:r>
         <w:rPr>
           <w:lang w:val="fr_FR" w:bidi="fr_FR"/>
         </w:rPr>
         <w:t xml:space="preserve"> commence par rappeler que les êtres humains ont été créés à l'image de Dieu et ont été bénis par lui (</w:t>
       </w:r>
-      <w:hyperlink r:id="rId23">
-        <w:r>
-          <w:rPr>
-            <w:lang w:val="fr_FR" w:bidi="fr_FR"/>
-          </w:rPr>
-          <w:rPr>
-            <w:color w:val="0000EE"/>
-            <w:u w:val="single"/>
-          </w:rPr>
-          <w:t>5.1–2</w:t>
-        </w:r>
-      </w:hyperlink>
+      <w:r>
+        <w:rPr>
+          <w:lang w:val="fr_FR" w:bidi="fr_FR"/>
+        </w:rPr>
+        <w:t>5.1–2</w:t>
+      </w:r>
       <w:r>
         <w:rPr>
           <w:lang w:val="fr_FR" w:bidi="fr_FR"/>
         </w:rPr>
         <w:t xml:space="preserve">). Tout au long de la généalogie, la mort de chaque génération rappelle au lecteur la malédiction, Hénoch faisant naître une lueur d'espoir qu'elle n'est pas définitive. En </w:t>
       </w:r>
-      <w:hyperlink r:id="rId24">
-        <w:r>
-          <w:rPr>
-            <w:lang w:val="fr_FR" w:bidi="fr_FR"/>
-          </w:rPr>
-          <w:rPr>
-            <w:color w:val="0000EE"/>
-            <w:u w:val="single"/>
-          </w:rPr>
-          <w:t>6.1–8</w:t>
-        </w:r>
-      </w:hyperlink>
+      <w:r>
+        <w:rPr>
+          <w:lang w:val="fr_FR" w:bidi="fr_FR"/>
+        </w:rPr>
+        <w:t>6.1–8</w:t>
+      </w:r>
       <w:r>
         <w:rPr>
           <w:lang w:val="fr_FR" w:bidi="fr_FR"/>
         </w:rPr>
         <w:t>, nous apprenons comment Dieu, regrettant d'avoir créé les êtres humains, décide de juger la terre. Pourtant, Noé reçoit la faveur de Dieu et devient une source d'espoir (</w:t>
       </w:r>
-      <w:hyperlink r:id="rId25">
-        <w:r>
-          <w:rPr>
-            <w:lang w:val="fr_FR" w:bidi="fr_FR"/>
-          </w:rPr>
-          <w:rPr>
-            <w:color w:val="0000EE"/>
-            <w:u w:val="single"/>
-          </w:rPr>
-          <w:t>5.29</w:t>
-        </w:r>
-      </w:hyperlink>
+      <w:r>
+        <w:rPr>
+          <w:lang w:val="fr_FR" w:bidi="fr_FR"/>
+        </w:rPr>
+        <w:t>5.29</w:t>
+      </w:r>
       <w:r>
         <w:rPr>
           <w:lang w:val="fr_FR" w:bidi="fr_FR"/>
         </w:rPr>
         <w:t xml:space="preserve"> ; </w:t>
       </w:r>
-      <w:hyperlink r:id="rId26">
-        <w:r>
-          <w:rPr>
-            <w:lang w:val="fr_FR" w:bidi="fr_FR"/>
-          </w:rPr>
-          <w:rPr>
-            <w:color w:val="0000EE"/>
-            <w:u w:val="single"/>
-          </w:rPr>
-          <w:t>6.8</w:t>
-        </w:r>
-      </w:hyperlink>
+      <w:r>
+        <w:rPr>
+          <w:lang w:val="fr_FR" w:bidi="fr_FR"/>
+        </w:rPr>
+        <w:t>6.8</w:t>
+      </w:r>
       <w:r>
         <w:rPr>
           <w:lang w:val="fr_FR" w:bidi="fr_FR"/>
@@ -646,18 +562,12 @@
         </w:rPr>
         <w:t>La section suivante (</w:t>
       </w:r>
-      <w:hyperlink r:id="rId27">
-        <w:r>
-          <w:rPr>
-            <w:lang w:val="fr_FR" w:bidi="fr_FR"/>
-          </w:rPr>
-          <w:rPr>
-            <w:color w:val="0000EE"/>
-            <w:u w:val="single"/>
-          </w:rPr>
-          <w:t>6.9–9.29</w:t>
-        </w:r>
-      </w:hyperlink>
+      <w:r>
+        <w:rPr>
+          <w:lang w:val="fr_FR" w:bidi="fr_FR"/>
+        </w:rPr>
+        <w:t>6.9–9.29</w:t>
+      </w:r>
       <w:r>
         <w:rPr>
           <w:lang w:val="fr_FR" w:bidi="fr_FR"/>
@@ -678,36 +588,24 @@
         </w:rPr>
         <w:t>Mais à mesure que la population mondiale augmente et s'étend en devenant diverses nations (</w:t>
       </w:r>
-      <w:hyperlink r:id="rId28">
-        <w:r>
-          <w:rPr>
-            <w:lang w:val="fr_FR" w:bidi="fr_FR"/>
-          </w:rPr>
-          <w:rPr>
-            <w:color w:val="0000EE"/>
-            <w:u w:val="single"/>
-          </w:rPr>
-          <w:t>10.1–11.9</w:t>
-        </w:r>
-      </w:hyperlink>
+      <w:r>
+        <w:rPr>
+          <w:lang w:val="fr_FR" w:bidi="fr_FR"/>
+        </w:rPr>
+        <w:t>10.1–11.9</w:t>
+      </w:r>
       <w:r>
         <w:rPr>
           <w:lang w:val="fr_FR" w:bidi="fr_FR"/>
         </w:rPr>
         <w:t>), les êtres humains montrent à nouveau leur disposition à la désobéissance. À cause de leur rébellion, Dieu les disperse pour éviter qu'une plus grande impiété ne se répande (</w:t>
       </w:r>
-      <w:hyperlink r:id="rId29">
-        <w:r>
-          <w:rPr>
-            <w:lang w:val="fr_FR" w:bidi="fr_FR"/>
-          </w:rPr>
-          <w:rPr>
-            <w:color w:val="0000EE"/>
-            <w:u w:val="single"/>
-          </w:rPr>
-          <w:t>11.1–9</w:t>
-        </w:r>
-      </w:hyperlink>
+      <w:r>
+        <w:rPr>
+          <w:lang w:val="fr_FR" w:bidi="fr_FR"/>
+        </w:rPr>
+        <w:t>11.1–9</w:t>
+      </w:r>
       <w:r>
         <w:rPr>
           <w:lang w:val="fr_FR" w:bidi="fr_FR"/>
@@ -728,54 +626,36 @@
         </w:rPr>
         <w:t xml:space="preserve">Après le chaos des nations dispersées, </w:t>
       </w:r>
-      <w:hyperlink r:id="rId30">
-        <w:r>
-          <w:rPr>
-            <w:lang w:val="fr_FR" w:bidi="fr_FR"/>
-          </w:rPr>
-          <w:rPr>
-            <w:color w:val="0000EE"/>
-            <w:u w:val="single"/>
-          </w:rPr>
-          <w:t>11.10–26</w:t>
-        </w:r>
-      </w:hyperlink>
+      <w:r>
+        <w:rPr>
+          <w:lang w:val="fr_FR" w:bidi="fr_FR"/>
+        </w:rPr>
+        <w:t>11.10–26</w:t>
+      </w:r>
       <w:r>
         <w:rPr>
           <w:lang w:val="fr_FR" w:bidi="fr_FR"/>
         </w:rPr>
         <w:t xml:space="preserve"> ramène notre attention sur Abram, par l'intermédiaire duquel Dieu choisit d'apporter la bénédiction à tous. Le reste du livre (</w:t>
       </w:r>
-      <w:hyperlink r:id="rId31">
-        <w:r>
-          <w:rPr>
-            <w:lang w:val="fr_FR" w:bidi="fr_FR"/>
-          </w:rPr>
-          <w:rPr>
-            <w:color w:val="0000EE"/>
-            <w:u w:val="single"/>
-          </w:rPr>
-          <w:t>11.27–50.26</w:t>
-        </w:r>
-      </w:hyperlink>
+      <w:r>
+        <w:rPr>
+          <w:lang w:val="fr_FR" w:bidi="fr_FR"/>
+        </w:rPr>
+        <w:t>11.27–50.26</w:t>
+      </w:r>
       <w:r>
         <w:rPr>
           <w:lang w:val="fr_FR" w:bidi="fr_FR"/>
         </w:rPr>
         <w:t>) parle de la bénédiction divine sur lui et sur ses descendants. Dieu fait d'abord une alliance avec lui (</w:t>
       </w:r>
-      <w:hyperlink r:id="rId32">
-        <w:r>
-          <w:rPr>
-            <w:lang w:val="fr_FR" w:bidi="fr_FR"/>
-          </w:rPr>
-          <w:rPr>
-            <w:color w:val="0000EE"/>
-            <w:u w:val="single"/>
-          </w:rPr>
-          <w:t>11.27–25.11</w:t>
-        </w:r>
-      </w:hyperlink>
+      <w:r>
+        <w:rPr>
+          <w:lang w:val="fr_FR" w:bidi="fr_FR"/>
+        </w:rPr>
+        <w:t>11.27–25.11</w:t>
+      </w:r>
       <w:r>
         <w:rPr>
           <w:lang w:val="fr_FR" w:bidi="fr_FR"/>
@@ -796,72 +676,48 @@
         </w:rPr>
         <w:t>Alors que le livre de la Genèse traite de chaque génération, il donne une brève description des familles qui ne font pas partie de l'ascendance d'Israël, avant de se tourner vers sa lignée. Par exemple, après avoir brièvement rapporté ce qui arrive à Ismaël (</w:t>
       </w:r>
-      <w:hyperlink r:id="rId33">
-        <w:r>
-          <w:rPr>
-            <w:lang w:val="fr_FR" w:bidi="fr_FR"/>
-          </w:rPr>
-          <w:rPr>
-            <w:color w:val="0000EE"/>
-            <w:u w:val="single"/>
-          </w:rPr>
-          <w:t>25.12–18</w:t>
-        </w:r>
-      </w:hyperlink>
+      <w:r>
+        <w:rPr>
+          <w:lang w:val="fr_FR" w:bidi="fr_FR"/>
+        </w:rPr>
+        <w:t>25.12–18</w:t>
+      </w:r>
       <w:r>
         <w:rPr>
           <w:lang w:val="fr_FR" w:bidi="fr_FR"/>
         </w:rPr>
         <w:t>), la Genèse retrace en détail ce qui arrive à Isaac et à sa famille (</w:t>
       </w:r>
-      <w:hyperlink r:id="rId34">
-        <w:r>
-          <w:rPr>
-            <w:lang w:val="fr_FR" w:bidi="fr_FR"/>
-          </w:rPr>
-          <w:rPr>
-            <w:color w:val="0000EE"/>
-            <w:u w:val="single"/>
-          </w:rPr>
-          <w:t>25.19–35.29</w:t>
-        </w:r>
-      </w:hyperlink>
+      <w:r>
+        <w:rPr>
+          <w:lang w:val="fr_FR" w:bidi="fr_FR"/>
+        </w:rPr>
+        <w:t>25.19–35.29</w:t>
+      </w:r>
       <w:r>
         <w:rPr>
           <w:lang w:val="fr_FR" w:bidi="fr_FR"/>
         </w:rPr>
         <w:t>). De même, la lignée d'Ésaü (Édom) reçoit un bref traitement (</w:t>
       </w:r>
-      <w:hyperlink r:id="rId35">
-        <w:r>
-          <w:rPr>
-            <w:lang w:val="fr_FR" w:bidi="fr_FR"/>
-          </w:rPr>
-          <w:rPr>
-            <w:color w:val="0000EE"/>
-            <w:u w:val="single"/>
-          </w:rPr>
-          <w:t>36.1–37.1</w:t>
-        </w:r>
-      </w:hyperlink>
+      <w:r>
+        <w:rPr>
+          <w:lang w:val="fr_FR" w:bidi="fr_FR"/>
+        </w:rPr>
+        <w:t>36.1–37.1</w:t>
+      </w:r>
       <w:r>
         <w:rPr>
           <w:lang w:val="fr_FR" w:bidi="fr_FR"/>
         </w:rPr>
         <w:t>) avant la longue section finale traitant de la lignée choisie de Jacob, l'héritier (</w:t>
       </w:r>
-      <w:hyperlink r:id="rId36">
-        <w:r>
-          <w:rPr>
-            <w:lang w:val="fr_FR" w:bidi="fr_FR"/>
-          </w:rPr>
-          <w:rPr>
-            <w:color w:val="0000EE"/>
-            <w:u w:val="single"/>
-          </w:rPr>
-          <w:t>37.2–50.26</w:t>
-        </w:r>
-      </w:hyperlink>
+      <w:r>
+        <w:rPr>
+          <w:lang w:val="fr_FR" w:bidi="fr_FR"/>
+        </w:rPr>
+        <w:t>37.2–50.26</w:t>
+      </w:r>
       <w:r>
         <w:rPr>
           <w:lang w:val="fr_FR" w:bidi="fr_FR"/>
@@ -882,18 +738,12 @@
         </w:rPr>
         <w:t>Dans cette dernière section, la Genèse rapporte comment sa famille se retrouve en Égypte plutôt que dans le pays de Canaan. En dépit de la série de circonstances tragiques qui le poussent à se retrouver en Égypte, Dieu est encore en train de développer son plan pour le peuple d'Israël. Le livre se termine par une promesse d'intervention divine, laquelle aura pour but de délivrer son peuple d'Égypte (</w:t>
       </w:r>
-      <w:hyperlink r:id="rId37">
-        <w:r>
-          <w:rPr>
-            <w:lang w:val="fr_FR" w:bidi="fr_FR"/>
-          </w:rPr>
-          <w:rPr>
-            <w:color w:val="0000EE"/>
-            <w:u w:val="single"/>
-          </w:rPr>
-          <w:t>50.24–26</w:t>
-        </w:r>
-      </w:hyperlink>
+      <w:r>
+        <w:rPr>
+          <w:lang w:val="fr_FR" w:bidi="fr_FR"/>
+        </w:rPr>
+        <w:t>50.24–26</w:t>
+      </w:r>
       <w:r>
         <w:rPr>
           <w:lang w:val="fr_FR" w:bidi="fr_FR"/>
@@ -952,18 +802,12 @@
         </w:rPr>
         <w:t>Cependant, les Écritures et la tradition attribuent toutes les deux le Pentateuque à Moïse. Celui-ci, éduqué dans toute la sagesse des Égyptiens (</w:t>
       </w:r>
-      <w:hyperlink r:id="rId38">
-        <w:r>
-          <w:rPr>
-            <w:lang w:val="fr_FR" w:bidi="fr_FR"/>
-          </w:rPr>
-          <w:rPr>
-            <w:color w:val="0000EE"/>
-            <w:u w:val="single"/>
-          </w:rPr>
-          <w:t>Ac 7.22</w:t>
-        </w:r>
-      </w:hyperlink>
+      <w:r>
+        <w:rPr>
+          <w:lang w:val="fr_FR" w:bidi="fr_FR"/>
+        </w:rPr>
+        <w:t>Ac 7.22</w:t>
+      </w:r>
       <w:r>
         <w:rPr>
           <w:lang w:val="fr_FR" w:bidi="fr_FR"/>
@@ -984,18 +828,12 @@
         </w:rPr>
         <w:t xml:space="preserve">Il est possible que Moïse ait servi de source fondamentale au matériau que l'on retrouve dans le Pentateuque, et que des ajustements rédactionnels aient été effectués ultérieurement (notamment le récit de sa mort, </w:t>
       </w:r>
-      <w:hyperlink r:id="rId39">
-        <w:r>
-          <w:rPr>
-            <w:lang w:val="fr_FR" w:bidi="fr_FR"/>
-          </w:rPr>
-          <w:rPr>
-            <w:color w:val="0000EE"/>
-            <w:u w:val="single"/>
-          </w:rPr>
-          <w:t>Dt 34</w:t>
-        </w:r>
-      </w:hyperlink>
+      <w:r>
+        <w:rPr>
+          <w:lang w:val="fr_FR" w:bidi="fr_FR"/>
+        </w:rPr>
+        <w:t>Dt 34</w:t>
+      </w:r>
       <w:r>
         <w:rPr>
           <w:lang w:val="fr_FR" w:bidi="fr_FR"/>
@@ -1041,18 +879,12 @@
         </w:rPr>
         <w:t xml:space="preserve">La Genèse inclut également des passages et des expressions correspondant clairement à des gloses éditoriales ultérieures. Certaines sections (comme la liste des rois édomites, </w:t>
       </w:r>
-      <w:hyperlink r:id="rId40">
-        <w:r>
-          <w:rPr>
-            <w:lang w:val="fr_FR" w:bidi="fr_FR"/>
-          </w:rPr>
-          <w:rPr>
-            <w:color w:val="0000EE"/>
-            <w:u w:val="single"/>
-          </w:rPr>
-          <w:t>36.31–43</w:t>
-        </w:r>
-      </w:hyperlink>
+      <w:r>
+        <w:rPr>
+          <w:lang w:val="fr_FR" w:bidi="fr_FR"/>
+        </w:rPr>
+        <w:t>36.31–43</w:t>
+      </w:r>
       <w:r>
         <w:rPr>
           <w:lang w:val="fr_FR" w:bidi="fr_FR"/>
@@ -1098,36 +930,24 @@
         </w:rPr>
         <w:t xml:space="preserve">Mythe. La littérature mythologique explique symboliquement l'origine des choses par le biais d'actes des dieux et de créatures surnaturelles. Pour les peuples anciens, les mythes étaient des croyances expliquant la vie et la réalité. Des systèmes entiers d'activités rituelles avaient été développés dans le but de garantir que les forces de la fertilité, de la vie et de la mort poursuivent leurs actions une année après l'autre. Certains de ces rituels avaient donné naissance à la prostitution cultuelle (voir </w:t>
       </w:r>
-      <w:hyperlink r:id="rId41">
-        <w:r>
-          <w:rPr>
-            <w:lang w:val="fr_FR" w:bidi="fr_FR"/>
-          </w:rPr>
-          <w:rPr>
-            <w:color w:val="0000EE"/>
-            <w:u w:val="single"/>
-          </w:rPr>
-          <w:t>Gn 38.15</w:t>
-        </w:r>
-      </w:hyperlink>
+      <w:r>
+        <w:rPr>
+          <w:lang w:val="fr_FR" w:bidi="fr_FR"/>
+        </w:rPr>
+        <w:t>Gn 38.15</w:t>
+      </w:r>
       <w:r>
         <w:rPr>
           <w:lang w:val="fr_FR" w:bidi="fr_FR"/>
         </w:rPr>
         <w:t xml:space="preserve">, </w:t>
       </w:r>
-      <w:hyperlink r:id="rId42">
-        <w:r>
-          <w:rPr>
-            <w:lang w:val="fr_FR" w:bidi="fr_FR"/>
-          </w:rPr>
-          <w:rPr>
-            <w:color w:val="0000EE"/>
-            <w:u w:val="single"/>
-          </w:rPr>
-          <w:t>21–22</w:t>
-        </w:r>
-      </w:hyperlink>
+      <w:r>
+        <w:rPr>
+          <w:lang w:val="fr_FR" w:bidi="fr_FR"/>
+        </w:rPr>
+        <w:t>21–22</w:t>
+      </w:r>
       <w:r>
         <w:rPr>
           <w:lang w:val="fr_FR" w:bidi="fr_FR"/>
@@ -1162,18 +982,12 @@
         </w:rPr>
         <w:t>Si la Genèse utilise des éléments de langage mythologique, c'est pour marquer un contraste délibéré face aux concepts païens, et montrer que le Seigneur Dieu est souverain, dominant même sur ce genre d'idées. Par exemple, de nombreux peuples anciens adoraient le soleil en tant que dieu, mais dans la Genèse, l'astre répond aux souhaits du Créateur (</w:t>
       </w:r>
-      <w:hyperlink r:id="rId43">
-        <w:r>
-          <w:rPr>
-            <w:lang w:val="fr_FR" w:bidi="fr_FR"/>
-          </w:rPr>
-          <w:rPr>
-            <w:color w:val="0000EE"/>
-            <w:u w:val="single"/>
-          </w:rPr>
-          <w:t>1.14–18</w:t>
-        </w:r>
-      </w:hyperlink>
+      <w:r>
+        <w:rPr>
+          <w:lang w:val="fr_FR" w:bidi="fr_FR"/>
+        </w:rPr>
+        <w:t>1.14–18</w:t>
+      </w:r>
       <w:r>
         <w:rPr>
           <w:lang w:val="fr_FR" w:bidi="fr_FR"/>
@@ -1208,18 +1022,12 @@
         </w:rPr>
         <w:t xml:space="preserve">Des éléments étiologiques se retrouvent effectivement dans la Genèse, car ce livre donne les bases et la justification de presque tout ce qu'Israël fera par la suite. Par exemple, le récit de la création de </w:t>
       </w:r>
-      <w:hyperlink r:id="rId44">
-        <w:r>
-          <w:rPr>
-            <w:lang w:val="fr_FR" w:bidi="fr_FR"/>
-          </w:rPr>
-          <w:rPr>
-            <w:color w:val="0000EE"/>
-            <w:u w:val="single"/>
-          </w:rPr>
-          <w:t>Genèse 2</w:t>
-        </w:r>
-      </w:hyperlink>
+      <w:r>
+        <w:rPr>
+          <w:lang w:val="fr_FR" w:bidi="fr_FR"/>
+        </w:rPr>
+        <w:t>Genèse 2</w:t>
+      </w:r>
       <w:r>
         <w:rPr>
           <w:lang w:val="fr_FR" w:bidi="fr_FR"/>
@@ -1363,54 +1171,36 @@
         </w:rPr>
         <w:t>Israël a ainsi pu identifier son ascendance au patriarche Abraham et sa destinée aux promesses divines (</w:t>
       </w:r>
-      <w:hyperlink r:id="rId45">
-        <w:r>
-          <w:rPr>
-            <w:lang w:val="fr_FR" w:bidi="fr_FR"/>
-          </w:rPr>
-          <w:rPr>
-            <w:color w:val="0000EE"/>
-            <w:u w:val="single"/>
-          </w:rPr>
-          <w:t>12.1–3</w:t>
-        </w:r>
-      </w:hyperlink>
+      <w:r>
+        <w:rPr>
+          <w:lang w:val="fr_FR" w:bidi="fr_FR"/>
+        </w:rPr>
+        <w:t>12.1–3</w:t>
+      </w:r>
       <w:r>
         <w:rPr>
           <w:lang w:val="fr_FR" w:bidi="fr_FR"/>
         </w:rPr>
         <w:t xml:space="preserve"> ; </w:t>
       </w:r>
-      <w:hyperlink r:id="rId46">
-        <w:r>
-          <w:rPr>
-            <w:lang w:val="fr_FR" w:bidi="fr_FR"/>
-          </w:rPr>
-          <w:rPr>
-            <w:color w:val="0000EE"/>
-            <w:u w:val="single"/>
-          </w:rPr>
-          <w:t>15.1–21</w:t>
-        </w:r>
-      </w:hyperlink>
+      <w:r>
+        <w:rPr>
+          <w:lang w:val="fr_FR" w:bidi="fr_FR"/>
+        </w:rPr>
+        <w:t>15.1–21</w:t>
+      </w:r>
       <w:r>
         <w:rPr>
           <w:lang w:val="fr_FR" w:bidi="fr_FR"/>
         </w:rPr>
         <w:t xml:space="preserve"> ; </w:t>
       </w:r>
-      <w:hyperlink r:id="rId47">
-        <w:r>
-          <w:rPr>
-            <w:lang w:val="fr_FR" w:bidi="fr_FR"/>
-          </w:rPr>
-          <w:rPr>
-            <w:color w:val="0000EE"/>
-            <w:u w:val="single"/>
-          </w:rPr>
-          <w:t>17.1–8</w:t>
-        </w:r>
-      </w:hyperlink>
+      <w:r>
+        <w:rPr>
+          <w:lang w:val="fr_FR" w:bidi="fr_FR"/>
+        </w:rPr>
+        <w:t>17.1–8</w:t>
+      </w:r>
       <w:r>
         <w:rPr>
           <w:lang w:val="fr_FR" w:bidi="fr_FR"/>
@@ -1459,18 +1249,12 @@
         </w:rPr>
         <w:t xml:space="preserve">Le bien et le mal. Dans la Genèse, ce qui est bon est béni par Dieu, entraînant la vie, l'améliorant, la protègant et s'harmonisant avec elle. Ce qui est mauvais est maudit, provoquant la douleur, détournant de ce qui est bon et empêchant ou détruisant la vie. La Genèse retrace la lutte entre le bien et le mal qui caractérise notre race humaine déchue. Dieu amènera le bien supérieur, bâtira la foi de son peuple et, finalement, triomphera de tout ce qui est mauvais (comp. avec </w:t>
       </w:r>
-      <w:hyperlink r:id="rId48">
-        <w:r>
-          <w:rPr>
-            <w:lang w:val="fr_FR" w:bidi="fr_FR"/>
-          </w:rPr>
-          <w:rPr>
-            <w:color w:val="0000EE"/>
-            <w:u w:val="single"/>
-          </w:rPr>
-          <w:t>Rm 8.28</w:t>
-        </w:r>
-      </w:hyperlink>
+      <w:r>
+        <w:rPr>
+          <w:lang w:val="fr_FR" w:bidi="fr_FR"/>
+        </w:rPr>
+        <w:t>Rm 8.28</w:t>
+      </w:r>
       <w:r>
         <w:rPr>
           <w:lang w:val="fr_FR" w:bidi="fr_FR"/>
@@ -1505,18 +1289,12 @@
         </w:rPr>
         <w:t>Le règne de Dieu. La Genèse est l'introduction appropriée à la fondation de la théocratie, la domination de Dieu sur toute la création devant être établie par l'intermédiaire de son peuple élu. Ce livre établit la révélation initiale de la souveraineté de Dieu. Il est le Seigneur de l'univers qui remuera ciel et terre pour réaliser son plan. Il désire bénir les êtres humains, mais il ne tolérera pas la rébellion et l'incrédulité. Ses promesses sont grandes, et il est pleinement capable de les réaliser. Participer à son plan a toujours exigé la foi, car sans la foi, il est impossible de lui plaire (</w:t>
       </w:r>
-      <w:hyperlink r:id="rId49">
-        <w:r>
-          <w:rPr>
-            <w:lang w:val="fr_FR" w:bidi="fr_FR"/>
-          </w:rPr>
-          <w:rPr>
-            <w:color w:val="0000EE"/>
-            <w:u w:val="single"/>
-          </w:rPr>
-          <w:t>Hé 11.6</w:t>
-        </w:r>
-      </w:hyperlink>
+      <w:r>
+        <w:rPr>
+          <w:lang w:val="fr_FR" w:bidi="fr_FR"/>
+        </w:rPr>
+        <w:t>Hé 11.6</w:t>
+      </w:r>
       <w:r>
         <w:rPr>
           <w:lang w:val="fr_FR" w:bidi="fr_FR"/>
